--- a/docs/第3章_麻酔薬理_要点集.docx
+++ b/docs/第3章_麻酔薬理_要点集.docx
@@ -409,7 +409,7 @@
           <w:sz w:val="21"/>
           <w:szCs w:val="21"/>
         </w:rPr>
-        <w:t xml:space="preserve">薬は血中ではなく効果部位（脳など）の濃度で効く。静注から効果のピークまで 1〜数分の遅れがあり（プロポフォール約 1.6 分、フェンタニル約 3.6 分）、待たずに追加すると重なって効きすぎる。</w:t>
+        <w:t xml:space="preserve">薬は血中ではなく効果部位（脳など）の濃度で効く。静注から効果のピークまで 1〜数分の遅れがあり（プロポフォール約 1.6 分、フェンタニル約 3.6 分【要確認: 3.6 分の出典の本文】）、待たずに追加すると重なって効きすぎる。</w:t>
       </w:r>
     </w:p>
     <w:p>
@@ -485,7 +485,7 @@
           <w:sz w:val="21"/>
           <w:szCs w:val="21"/>
         </w:rPr>
-        <w:t xml:space="preserve">高齢・肥満・腎肝障害・循環不全では量と速さを変える。肥満では薬ごとに使う体重が違う（スガマデクスは実体重、プロポフォール導入は除脂肪体重、局所麻酔薬は理想体重の目安）。</w:t>
+        <w:t xml:space="preserve">高齢・肥満・腎肝障害・循環不全では量と速さを変える。肥満では薬ごとに使う体重が違い（スガマデクスは実体重、プロポフォール導入は除脂肪体重、局所麻酔薬は理想体重の目安）、どれを使うかは施設の方式に従う（添付文書の指定は【要確認】）。</w:t>
       </w:r>
     </w:p>
     <w:p>
@@ -656,7 +656,7 @@
                 <w:sz w:val="19"/>
                 <w:szCs w:val="19"/>
               </w:rPr>
-              <w:t xml:space="preserve">効果のピークまで</w:t>
+              <w:t xml:space="preserve">効果部位の遅れ</w:t>
             </w:r>
           </w:p>
         </w:tc>
@@ -687,7 +687,7 @@
                 <w:sz w:val="19"/>
                 <w:szCs w:val="19"/>
               </w:rPr>
-              <w:t xml:space="preserve">プロポフォール 約 1.6 分、フェンタニル 約 3.6 分、レミフェンタニル 平衡半減期 約 1.3 分、モルヒネ 約 4.4 時間</w:t>
+              <w:t xml:space="preserve">ピークまで：プロポフォール 約 1.6 分、フェンタニル 約 3.6 分。平衡半減期：レミフェンタニル 約 1.3 分、モルヒネ 約 4.4 時間</w:t>
             </w:r>
           </w:p>
         </w:tc>
@@ -718,7 +718,7 @@
                 <w:sz w:val="19"/>
                 <w:szCs w:val="19"/>
               </w:rPr>
-              <w:t xml:space="preserve">Schnider 1999／Minto 1997／Dahan 2004</w:t>
+              <w:t xml:space="preserve">Schnider 1999／Shafer 1991（二次資料）／Minto 1997／Dahan 2004【要確認: フェンタニル 3.6 分の出典の本文】</w:t>
             </w:r>
           </w:p>
         </w:tc>
@@ -1576,7 +1576,7 @@
                 <w:sz w:val="19"/>
                 <w:szCs w:val="19"/>
               </w:rPr>
-              <w:t xml:space="preserve">アネレム静注用 添付文書</w:t>
+              <w:t xml:space="preserve">アネレム静注用 添付文書【要確認: 原文】</w:t>
             </w:r>
           </w:p>
         </w:tc>
@@ -1671,7 +1671,7 @@
                 <w:sz w:val="19"/>
                 <w:szCs w:val="19"/>
               </w:rPr>
-              <w:t xml:space="preserve">ドルミカム注射液 添付文書</w:t>
+              <w:t xml:space="preserve">ドルミカム注射液 添付文書【要確認: 原文】</w:t>
             </w:r>
           </w:p>
         </w:tc>
@@ -1766,7 +1766,7 @@
                 <w:sz w:val="19"/>
                 <w:szCs w:val="19"/>
               </w:rPr>
-              <w:t xml:space="preserve">ケタラール静注用 添付文書</w:t>
+              <w:t xml:space="preserve">ケタラール静注用 添付文書【要確認: 原文】</w:t>
             </w:r>
           </w:p>
         </w:tc>
@@ -1913,7 +1913,7 @@
           <w:sz w:val="21"/>
           <w:szCs w:val="21"/>
         </w:rPr>
-        <w:t xml:space="preserve">プロポフォールは防腐剤を含まない脂肪乳剤。開封後はすぐ使い、残液と注射器・チューブは手術終了時か 12 時間の早いほうで廃棄する。小児の ICU 人工呼吸中の鎮静は禁忌。</w:t>
+        <w:t xml:space="preserve">プロポフォールは防腐剤を含まない脂肪乳剤。開封後はすぐ使い、残液と注射器・チューブは手術終了時と開封後 12 時間のうち早いほうで廃棄する【要確認: 14. 適用上の注意の原文】。小児の ICU 人工呼吸中の鎮静は禁忌。</w:t>
       </w:r>
     </w:p>
     <w:p>
@@ -2548,7 +2548,7 @@
                 <w:sz w:val="19"/>
                 <w:szCs w:val="19"/>
               </w:rPr>
-              <w:t xml:space="preserve">セボフルラン吸入麻酔液 添付文書</w:t>
+              <w:t xml:space="preserve">セボフルラン吸入麻酔液 添付文書【要確認: 6. 用法及び用量の原文】</w:t>
             </w:r>
           </w:p>
         </w:tc>
@@ -2926,7 +2926,7 @@
           <w:sz w:val="21"/>
           <w:szCs w:val="21"/>
         </w:rPr>
-        <w:t xml:space="preserve">フェンタニル：効果のピークまで 3〜6 分。導入 1〜3 µg/kg（目安）、術中の追加 25〜50 µg ずつ。繰り返すと蓄積する。</w:t>
+        <w:t xml:space="preserve">フェンタニル：効果のピークまで 3〜6 分。導入 1〜3 µg/kg（臨床の目安。添付文書のバランス麻酔の導入量は 1.5〜8 µg/kg）、術中の追加 25〜50 µg ずつで、繰り返すと蓄積する。</w:t>
       </w:r>
     </w:p>
     <w:p>
@@ -2964,7 +2964,7 @@
           <w:sz w:val="21"/>
           <w:szCs w:val="21"/>
         </w:rPr>
-        <w:t xml:space="preserve">モルヒネ：効果のピークが遅く（15〜30 分）長い。代謝物 M6G が腎不全で蓄積するので避ける。くも膜下・硬膜外投与では遅発性の呼吸抑制（6〜12 時間後が多い）に注意する。</w:t>
+        <w:t xml:space="preserve">モルヒネ：効果のピークが遅く（15〜30 分）長い。代謝物 M6G が腎不全で蓄積するので避け、くも膜下・硬膜外投与では呼吸抑制が数時間以上たってから出ることに注意する（健常者では 3.5〜7.5 時間後に最も強い）。</w:t>
       </w:r>
     </w:p>
     <w:p>
@@ -3185,7 +3185,7 @@
                 <w:sz w:val="19"/>
                 <w:szCs w:val="19"/>
               </w:rPr>
-              <w:t xml:space="preserve">導入 1〜3 µg/kg（目安）、術中追加 25〜50 µg ずつ、効果のピーク 3〜6 分</w:t>
+              <w:t xml:space="preserve">導入 1〜3 µg/kg（臨床の目安。添付文書のバランス麻酔の導入量は 1.5〜8 µg/kg）、術中追加 25〜50 µg ずつ、効果のピーク 3〜6 分</w:t>
             </w:r>
           </w:p>
         </w:tc>
@@ -3216,7 +3216,7 @@
                 <w:sz w:val="19"/>
                 <w:szCs w:val="19"/>
               </w:rPr>
-              <w:t xml:space="preserve">フェンタニル注射液 添付文書／教科書</w:t>
+              <w:t xml:space="preserve">フェンタニル注射液 添付文書（バランス麻酔・追加量）／臨床の目安（導入 1〜3 µg/kg）</w:t>
             </w:r>
           </w:p>
         </w:tc>
@@ -3375,7 +3375,7 @@
                 <w:sz w:val="19"/>
                 <w:szCs w:val="19"/>
               </w:rPr>
-              <w:t xml:space="preserve">静注 2〜5 mg ずつ、くも膜下 0.1〜0.2 mg（効果のピーク 15〜30 分）</w:t>
+              <w:t xml:space="preserve">静注 2〜5 mg ずつ（臨床の目安。添付文書外）、くも膜下 添付文書 1 回 0.1〜0.5 mg（臨床では 0.1〜0.2 mg）。効果のピーク 15〜30 分</w:t>
             </w:r>
           </w:p>
         </w:tc>
@@ -3406,7 +3406,7 @@
                 <w:sz w:val="19"/>
                 <w:szCs w:val="19"/>
               </w:rPr>
-              <w:t xml:space="preserve">モルヒネ塩酸塩注射液 添付文書【要確認: 原文】</w:t>
+              <w:t xml:space="preserve">モルヒネ塩酸塩注射液 添付文書（くも膜下）【要確認: 6. 用法及び用量の原文】／臨床の目安（静注）</w:t>
             </w:r>
           </w:p>
         </w:tc>
@@ -4093,7 +4093,7 @@
                 <w:sz w:val="19"/>
                 <w:szCs w:val="19"/>
               </w:rPr>
-              <w:t xml:space="preserve">エスラックス／ブリディオン 添付文書</w:t>
+              <w:t xml:space="preserve">エスラックス／ブリディオン 添付文書【要確認: ブリディオン 6. 用法及び用量の原文】</w:t>
             </w:r>
           </w:p>
         </w:tc>
@@ -4252,7 +4252,7 @@
                 <w:sz w:val="19"/>
                 <w:szCs w:val="19"/>
               </w:rPr>
-              <w:t xml:space="preserve">国内 約 1/5,000。NAP6：抗菌薬 47%、筋弛緩薬 33%</w:t>
+              <w:t xml:space="preserve">国内 JESPA（Grade 2 以上）約 1/5,000。NAP6（Grade 3〜5）約 1/10,000、原因は抗菌薬 47%、筋弛緩薬 33%</w:t>
             </w:r>
           </w:p>
         </w:tc>
@@ -4283,7 +4283,7 @@
                 <w:sz w:val="19"/>
                 <w:szCs w:val="19"/>
               </w:rPr>
-              <w:t xml:space="preserve">Harper NJN, et al. Br J Anaesth 2018;121:159</w:t>
+              <w:t xml:space="preserve">Takazawa T, et al. Br J Anaesth 2023;131:159-169（JESPA）／Harper NJN, et al. Br J Anaesth 2018;121:159-171（NAP6）</w:t>
             </w:r>
           </w:p>
         </w:tc>
@@ -4335,7 +4335,7 @@
           <w:sz w:val="21"/>
           <w:szCs w:val="21"/>
         </w:rPr>
-        <w:t xml:space="preserve">悪性高熱症の既往・家族歴、熱傷・外傷の急性期後、神経筋疾患の患者にスキサメトニウムを使わない。国内添付文書では「原則禁忌」の区分で、米国では禁忌。</w:t>
+        <w:t xml:space="preserve">スキサメトニウムは、国内添付文書で急性期後の重症熱傷・広範性挫滅性外傷・四肢麻痺が禁忌（高カリウム血症で心停止のおそれ）。悪性高熱症は禁忌ではなく重大な副作用に記載され（米国は素因を禁忌）、この講義では本人・家族に既往があれば使わない【要確認: 2. 禁忌・9.1 の原文】。</w:t>
       </w:r>
     </w:p>
     <w:p>
@@ -4379,7 +4379,7 @@
           <w:sz w:val="18"/>
           <w:szCs w:val="18"/>
         </w:rPr>
-        <w:t xml:space="preserve">エスラックス静注 添付文書／スキサメトニウム注 添付文書（PMDA）／Harper NJN, et al. Br J Anaesth 2018;121:159-171（NAP6）／日本麻酔科学会「安全な麻酔のためのモニター指針」（2025年8月改訂）</w:t>
+        <w:t xml:space="preserve">エスラックス静注 添付文書／スキサメトニウム注 添付文書（PMDA）／Harper NJN, et al. Br J Anaesth 2018;121:159-171（NAP6）／Takazawa T, et al. Br J Anaesth 2023;131:159-169（JESPA）／日本麻酔科学会「安全な麻酔のためのモニター指針」（2025年8月改訂）</w:t>
       </w:r>
     </w:p>
     <w:p>
@@ -4509,7 +4509,7 @@
           <w:sz w:val="21"/>
           <w:szCs w:val="21"/>
         </w:rPr>
-        <w:t xml:space="preserve">再クラーレ化は、深い遮断に 2 mg/kg しか入れない、ロクロニウムの総量が多い、ネオスチグミンで深い遮断を無理に拮抗した、重度腎障害、などで起こる。深さを測ってから用量を決める。</w:t>
+        <w:t xml:space="preserve">再クラーレ化は、深い遮断に 2 mg/kg しか入れない、ロクロニウムの総量が多い、ネオスチグミンで深い遮断を無理に拮抗した、腎機能低下に少なめの量を入れた、などで起こる（重度腎障害そのものが再クラーレ化を起こすとは言えない）。深さを測ってから用量を決める。</w:t>
       </w:r>
     </w:p>
     <w:p>
@@ -4920,7 +4920,7 @@
                 <w:sz w:val="19"/>
                 <w:szCs w:val="19"/>
               </w:rPr>
-              <w:t xml:space="preserve">1 回 0.5〜2.0 mg、5 mg まで、アトロピン 0.25〜1.0 mg 併用。最大効果まで 7〜10 分</w:t>
+              <w:t xml:space="preserve">1 回 0.5〜2.0 mg、5 mg まで、アトロピン 0.25〜1.0 mg 併用（添付文書）。最大効果まで 7〜10 分（総説）</w:t>
             </w:r>
           </w:p>
         </w:tc>
@@ -4951,7 +4951,7 @@
                 <w:sz w:val="19"/>
                 <w:szCs w:val="19"/>
               </w:rPr>
-              <w:t xml:space="preserve">ワゴスチグミン注 添付文書【要確認: 原文】</w:t>
+              <w:t xml:space="preserve">ワゴスチグミン注 添付文書【要確認: 原文】／Szewczyk M, et al. Int J Gen Med 2025;18:3651-3688（最大効果の時間）</w:t>
             </w:r>
           </w:p>
         </w:tc>
@@ -5142,7 +5142,7 @@
           <w:sz w:val="18"/>
           <w:szCs w:val="18"/>
         </w:rPr>
-        <w:t xml:space="preserve">ブリディオン静注 添付文書／ワゴスチグミン注 添付文書（PMDA）／Thilen SR, et al. Anesthesiology 2023;138:13-41／Eriksson LI, et al. Anesthesiology 1997;87:1035-1043／日本麻酔科学会「安全な麻酔のためのモニター指針」（2025年8月改訂）</w:t>
+        <w:t xml:space="preserve">ブリディオン静注 添付文書／ワゴスチグミン注 添付文書（PMDA）／Thilen SR, et al. Anesthesiology 2023;138:13-41／Eriksson LI, et al. Anesthesiology 1997;87:1035-1043／Szewczyk M, et al. Int J Gen Med 2025;18:3651-3688／日本麻酔科学会「安全な麻酔のためのモニター指針」（2025年8月改訂）</w:t>
       </w:r>
     </w:p>
     <w:p>
@@ -5714,7 +5714,7 @@
                 <w:sz w:val="19"/>
                 <w:szCs w:val="19"/>
               </w:rPr>
-              <w:t xml:space="preserve">ASA/ASRA 2016（Veilleux 2026 の引用）</w:t>
+              <w:t xml:space="preserve">ASA Task Force on Neuraxial Opioids, et al. Anesthesiology 2016;124:535-52</w:t>
             </w:r>
           </w:p>
         </w:tc>
@@ -5810,7 +5810,7 @@
           <w:sz w:val="18"/>
           <w:szCs w:val="18"/>
         </w:rPr>
-        <w:t xml:space="preserve">ナロキソン塩酸塩静注 0.2mg 添付文書／アネキセート注射液 0.5mg 添付文書（PMDA）／Joseph 2024（ナロキソン後の肺水腫の系統的レビュー）／日本麻酔科学会「麻酔薬および麻酔関連薬使用ガイドライン 第4版」（2025）</w:t>
+        <w:t xml:space="preserve">ナロキソン塩酸塩静注 0.2mg 添付文書／アネキセート注射液 0.5mg 添付文書（PMDA）／Joseph M, et al. Clin Toxicol (Phila) 2024;62:334-342／ASA Task Force on Neuraxial Opioids, et al. Anesthesiology 2016;124:535-52／日本麻酔科学会「麻酔薬および麻酔関連薬使用ガイドライン 第4版」（2025）</w:t>
       </w:r>
     </w:p>
     <w:p>
@@ -5921,7 +5921,7 @@
           <w:sz w:val="21"/>
           <w:szCs w:val="21"/>
         </w:rPr>
-        <w:t xml:space="preserve">エフェドリン（間接＋β）：添付文書 1 回 4〜8 mg 静注（40 mg を 10 mL に希釈して 1〜2 mL）。徐脈ぎみの低血圧に。繰り返すと効かなくなる（タキフィラキシー）。カテコールアミン投与中は禁忌。</w:t>
+        <w:t xml:space="preserve">エフェドリン（間接＋β）：添付文書 1 回 4〜8 mg 静注（慣用の希釈は 40 mg を 10 mL にして 1〜2 mL ずつ）。徐脈ぎみの低血圧に。繰り返すと効かなくなる（タキフィラキシー）。カテコールアミン投与中は禁忌。</w:t>
       </w:r>
     </w:p>
     <w:p>
@@ -6192,7 +6192,7 @@
                 <w:sz w:val="19"/>
                 <w:szCs w:val="19"/>
               </w:rPr>
-              <w:t xml:space="preserve">ネオシネジンコーワ注 添付文書</w:t>
+              <w:t xml:space="preserve">ネオシネジンコーワ注 添付文書【要確認: 6. 用法及び用量の原文】</w:t>
             </w:r>
           </w:p>
         </w:tc>
@@ -6256,7 +6256,7 @@
                 <w:sz w:val="19"/>
                 <w:szCs w:val="19"/>
               </w:rPr>
-              <w:t xml:space="preserve">麻酔時の血圧降下に 1 回 4〜8 mg 静注。40 mg/10 mL（4 mg/mL）に希釈</w:t>
+              <w:t xml:space="preserve">添付文書：麻酔時の血圧降下に 1 回 4〜8 mg 静注。慣用：40 mg/10 mL（4 mg/mL）に希釈</w:t>
             </w:r>
           </w:p>
         </w:tc>
@@ -6287,7 +6287,7 @@
                 <w:sz w:val="19"/>
                 <w:szCs w:val="19"/>
               </w:rPr>
-              <w:t xml:space="preserve">ヱフェドリン「ナガヰ」注射液 添付文書</w:t>
+              <w:t xml:space="preserve">ヱフェドリン「ナガヰ」注射液 40mg 添付文書【要確認: 6. 用法及び用量の原文、希釈法の記載の有無】</w:t>
             </w:r>
           </w:p>
         </w:tc>
@@ -6382,7 +6382,7 @@
                 <w:sz w:val="19"/>
                 <w:szCs w:val="19"/>
               </w:rPr>
-              <w:t xml:space="preserve">ノルアドリナリン注 1mg 添付文書</w:t>
+              <w:t xml:space="preserve">ノルアドリナリン注 1mg 添付文書【要確認: 6. 用法及び用量の原文】</w:t>
             </w:r>
           </w:p>
         </w:tc>
@@ -6974,7 +6974,7 @@
                 <w:sz w:val="19"/>
                 <w:szCs w:val="19"/>
               </w:rPr>
-              <w:t xml:space="preserve">ペルジピン注射液 添付文書</w:t>
+              <w:t xml:space="preserve">ペルジピン注射液 添付文書【要確認: 6. 用法及び用量の原文】</w:t>
             </w:r>
           </w:p>
         </w:tc>
@@ -7069,7 +7069,7 @@
                 <w:sz w:val="19"/>
                 <w:szCs w:val="19"/>
               </w:rPr>
-              <w:t xml:space="preserve">ニトログリセリン注 添付文書</w:t>
+              <w:t xml:space="preserve">ニトログリセリン注 添付文書【要確認: 使う製剤（例 ミリスロール注）と 6. 用法及び用量の原文】</w:t>
             </w:r>
           </w:p>
         </w:tc>
@@ -7164,7 +7164,7 @@
                 <w:sz w:val="19"/>
                 <w:szCs w:val="19"/>
               </w:rPr>
-              <w:t xml:space="preserve">オノアクト点滴静注用 添付文書</w:t>
+              <w:t xml:space="preserve">オノアクト点滴静注用 添付文書【要確認: 6. 用法及び用量の原文】</w:t>
             </w:r>
           </w:p>
         </w:tc>
@@ -7259,7 +7259,7 @@
                 <w:sz w:val="19"/>
                 <w:szCs w:val="19"/>
               </w:rPr>
-              <w:t xml:space="preserve">ドブタミン点滴静注 添付文書</w:t>
+              <w:t xml:space="preserve">ドブタミン点滴静注 添付文書【要確認: 使う製剤と 6. 用法及び用量の原文】</w:t>
             </w:r>
           </w:p>
         </w:tc>
@@ -7580,7 +7580,7 @@
           <w:sz w:val="21"/>
           <w:szCs w:val="21"/>
         </w:rPr>
-        <w:t xml:space="preserve">演習の答え（一般的な希釈の例）：レミフェンタニル 2 mg/40 mL（50 µg/mL）で 60 kg・0.25 γ → 18 mL/時。ノルアドレナリン 5 mg/50 mL（100 µg/mL）で 50 kg・0.05 γ → 1.5 mL/時（3 mL/時なら 0.1 γ）。ニカルジピン原液 1,000 µg/mL で 70 kg・2 γ → 8.4 mL/時、10 µg/kg のボーラスは 0.7 mL。</w:t>
+        <w:t xml:space="preserve">演習の答え（一般的な希釈の例）：レミフェンタニル 2 mg/40 mL（50 µg/mL）で 60 kg・0.25 γ → 18 mL/時。ノルアドレナリン 5 mg/50 mL（100 µg/mL）で 50 kg・0.05 γ → 1.5 mL/時（3 mL/時なら 0.1 γ）。ニカルジピン原液 1,000 µg/mL で 70 kg・2 γ → 8.4 mL/時、10 µg/kg のボーラスは 0.7 mL（原液の持続は施設の方法で添付文書外。添付文書は 0.1〜0.2 mg/mL に希釈【要確認: 原文】）。</w:t>
       </w:r>
     </w:p>
     <w:p>
@@ -8131,7 +8131,7 @@
           <w:sz w:val="21"/>
           <w:szCs w:val="21"/>
         </w:rPr>
-        <w:t xml:space="preserve">肥満患者で実体重のまま γ を計算すると過量になりうる（→ 3-1 の体重の使い分け）。</w:t>
+        <w:t xml:space="preserve">肥満患者では、レミフェンタニルなどは実体重で計算すると過量になる（理想体重か除脂肪体重で）。ノルアドレナリンのように血圧を見て滴定する薬は、γ の数字だけで多い・少ないを判断しない（→ 3-1 の体重の使い分け）。</w:t>
       </w:r>
     </w:p>
     <w:p>
@@ -8156,7 +8156,7 @@
           <w:sz w:val="18"/>
           <w:szCs w:val="18"/>
         </w:rPr>
-        <w:t xml:space="preserve">院内の標準希釈表【要確認: 置き換え】／アルチバ静注用／ノルアドリナリン注／ペルジピン注射液 添付文書</w:t>
+        <w:t xml:space="preserve">院内の標準希釈表【要確認: 置き換え】／アルチバ静注用／ノルアドリナリン注／ペルジピン注射液 添付文書／Bartels K, et al. Anesth Analg 2009;109:1156-61／Egan TD, et al. Anesthesiology 1998;89:562-73</w:t>
       </w:r>
     </w:p>
     <w:p>
@@ -8248,7 +8248,7 @@
           <w:sz w:val="21"/>
           <w:szCs w:val="21"/>
         </w:rPr>
-        <w:t xml:space="preserve">リドカイン・メピバカインは速く中くらい（1〜3 時間）、ブピバカイン・レボブピバカイン・ロピバカインはやや遅く長い（3〜8 時間、伝達麻酔では 12 時間前後）。ブピバカインは心毒性が最も強い。</w:t>
+        <w:t xml:space="preserve">リドカイン・メピバカインは速く中くらい（1〜3 時間）、ブピバカイン・レボブピバカイン・ロピバカインはやや遅く長い（3〜8 時間、伝達麻酔では 12 時間前後。部位・量で変わる目安で、出典は【要確認: 作用時間の表の出典】）。ブピバカインは心毒性が最も強い。</w:t>
       </w:r>
     </w:p>
     <w:p>
@@ -8286,7 +8286,7 @@
           <w:sz w:val="21"/>
           <w:szCs w:val="21"/>
         </w:rPr>
-        <w:t xml:space="preserve">教科書の mg/kg の目安（添付文書外）：リドカイン 3〜4.5（アドレナリン添加 7）、メピバカイン 4.5〜5（7）、ブピバカイン 2〜2.5（3）、ロピバカイン 3、レボブピバカイン 2。添付文書の 1 回量と目安の低い方を守り、針を持つ前に上限を mL で計算する（1% = 10 mg/mL）。</w:t>
+        <w:t xml:space="preserve">教科書の mg/kg の目安（添付文書外。【要確認: 出典の教科書】）：リドカイン 3〜4.5（アドレナリン添加 7）、メピバカイン 4.5〜5（7）、ブピバカイン 2〜2.5（3）、ロピバカイン 3、レボブピバカイン 2。添付文書の 1 回量と目安の低い方を守り、針を持つ前に上限を mL で計算する（1% = 10 mg/mL）。</w:t>
       </w:r>
     </w:p>
     <w:p>
@@ -9220,7 +9220,7 @@
           <w:sz w:val="21"/>
           <w:szCs w:val="21"/>
         </w:rPr>
-        <w:t xml:space="preserve">セファゾリンは成人 1 g（体重が重ければ 2 g）。長い手術では半減期の約 2 倍ごと（3〜4 時間ごと）、大量出血でも再投与する。重い β-ラクタムアレルギー歴ならクリンダマイシンかバンコマイシン。</w:t>
+        <w:t xml:space="preserve">セファゾリンは成人 1 g（体重が重ければ 2 g）。長い手術では半減期の約 2 倍ごと（3〜4 時間ごと）、大量出血でも再投与する。重い β-ラクタムアレルギー歴ならクリンダマイシンかバンコマイシン（消化管・婦人科などの手術ではグラム陰性菌用の薬を追加）。</w:t>
       </w:r>
     </w:p>
     <w:p>
@@ -9277,7 +9277,7 @@
           <w:sz w:val="21"/>
           <w:szCs w:val="21"/>
         </w:rPr>
-        <w:t xml:space="preserve">ステロイドの 3 つの場面：PONV 予防にデキサメタゾン 3.3〜6.6 mg（海外の 4〜8 mg）を導入時に（国内は適応外）。ステロイドカバーは長期内服で副腎が抑制された患者にヒドロコルチゾン 100 mg を導入時、以後 200 mg/24 時間（Woodcock 2020）。気道浮腫・アナフィラキシーの二次治療（効果は遅く、第一選択ではない）。迷ったらカバーする方が安全。</w:t>
+        <w:t xml:space="preserve">ステロイドの 3 つの場面：PONV 予防にデキサメタゾン 3.3〜6.6 mg（海外の 4〜8 mg）を導入時に（国内は適応外）。ステロイドカバーは長期内服で副腎が抑制された患者にヒドロコルチゾン 100 mg を導入時、以後 200 mg/24 時間（Woodcock 2020）。気道浮腫・アナフィラキシーの二次治療（効果は遅く、第一選択ではない）。迷ったらカバーする方が安全（講師の判断。上乗せの利益を示した RCT はない）。</w:t>
       </w:r>
     </w:p>
     <w:p>
@@ -9795,7 +9795,7 @@
                 <w:sz w:val="19"/>
                 <w:szCs w:val="19"/>
               </w:rPr>
-              <w:t xml:space="preserve">デキサート注／デカドロン注 添付文書</w:t>
+              <w:t xml:space="preserve">デキサート注／デカドロン注 添付文書【要確認: 4. 効能又は効果・含量表示の原文】</w:t>
             </w:r>
           </w:p>
         </w:tc>
@@ -9980,7 +9980,7 @@
           <w:sz w:val="21"/>
           <w:szCs w:val="21"/>
         </w:rPr>
-        <w:t xml:space="preserve">ステロイドカバーの不足は副腎クリーゼ（低血圧・ショック）、過剰は高血糖・感染。短期間の過剰の害は小さい。</w:t>
+        <w:t xml:space="preserve">ステロイドカバーの不足は副腎クリーゼ（低血圧・ショック）、過剰は高血糖・感染。小手術に 100 mg は多すぎるという異論もあり、施設や内分泌内科の方針に従う。</w:t>
       </w:r>
     </w:p>
     <w:p>
